--- a/stories/docx/Ma 15.docx
+++ b/stories/docx/Ma 15.docx
@@ -9,9 +9,11 @@
       <w:r>
         <w:t xml:space="preserve">Dearest Ma,</w:t>
       </w:r>
-      <w:r>
-        <w:t xml:space="preserve"> </w:t>
-      </w:r>
+    </w:p>
+    <w:p>
+      <w:pPr>
+        <w:pStyle w:val="BodyText"/>
+      </w:pPr>
       <w:r>
         <w:t xml:space="preserve">I have been carrying something with me that I have not been able to put down, and I need to tell you about it, even though I know you will worry. The truth is, I am not the same soldier I was when I arrived here. Something has changed in me, and it is all because of her.</w:t>
       </w:r>
@@ -29,7 +31,7 @@
         <w:pStyle w:val="BodyText"/>
       </w:pPr>
       <w:r>
-        <w:t xml:space="preserve">I went back to find her again. And again. Each time, I learned more. She knows these hills in a way that no soldier ever could. She knows the ground beneath the ground, the passages that wind underneath the trees, the places where a person could disappear for days if they had to. She showed me marks carved into stone that tell a story older than anyone here remembers. Some of the marks looked like plants, others like symbols I did not recognize, and underneath it all there was something else, something she would not explain fully, like she was afraid I would not understand.</w:t>
+        <w:t xml:space="preserve">I went back to find her again. And again. Each time, I learned more. She knows these hills like no soldier ever could. She showed me marks carved into stone, symbols older than anyone here remembers. Some she would not explain fully.</w:t>
       </w:r>
     </w:p>
     <w:p>
@@ -46,6 +48,22 @@
       </w:pPr>
       <w:r>
         <w:t xml:space="preserve">The problem is that she is missing now. Has been for weeks. And every time I close my eyes, I see her face, I hear her voice, I wonder where she is and whether she is safe. It is eating at me in ways I cannot explain, ways that make it hard to focus on what is in front of me.</w:t>
+      </w:r>
+    </w:p>
+    <w:p>
+      <w:pPr>
+        <w:pStyle w:val="BodyText"/>
+      </w:pPr>
+      <w:r>
+        <w:t xml:space="preserve">I got a letter from Joey last month. He did not say much — just that the store is running, that you are well. But I could read between the lines. There is something he is not telling me. Something he is handling on his own. I wish I could be there.</w:t>
+      </w:r>
+    </w:p>
+    <w:p>
+      <w:pPr>
+        <w:pStyle w:val="BodyText"/>
+      </w:pPr>
+      <w:r>
+        <w:t xml:space="preserve">But I cannot think about that now. I have to focus on what is in front of me.</w:t>
       </w:r>
     </w:p>
     <w:p>
